--- a/docs/Babas_Mihai_Proiect_BD.docx
+++ b/docs/Babas_Mihai_Proiect_BD.docx
@@ -1697,10 +1697,10 @@
           <w:noProof/>
         </w:rPr>
         <w:drawing>
-          <wp:inline distT="0" distB="0" distL="0" distR="0" wp14:anchorId="30A5DE12" wp14:editId="441F65F7">
-            <wp:extent cx="6026150" cy="4111358"/>
-            <wp:effectExtent l="0" t="0" r="0" b="3810"/>
-            <wp:docPr id="1226019637" name="Imagine 1"/>
+          <wp:inline distT="0" distB="0" distL="0" distR="0" wp14:anchorId="295A4D2E" wp14:editId="3245B58E">
+            <wp:extent cx="5969000" cy="4076700"/>
+            <wp:effectExtent l="0" t="0" r="0" b="0"/>
+            <wp:docPr id="2025017732" name="Imagine 1"/>
             <wp:cNvGraphicFramePr>
               <a:graphicFrameLocks xmlns:a="http://schemas.openxmlformats.org/drawingml/2006/main" noChangeAspect="1"/>
             </wp:cNvGraphicFramePr>
@@ -1708,7 +1708,7 @@
               <a:graphicData uri="http://schemas.openxmlformats.org/drawingml/2006/picture">
                 <pic:pic xmlns:pic="http://schemas.openxmlformats.org/drawingml/2006/picture">
                   <pic:nvPicPr>
-                    <pic:cNvPr id="0" name="Picture 3"/>
+                    <pic:cNvPr id="0" name="Picture 1"/>
                     <pic:cNvPicPr>
                       <a:picLocks noChangeAspect="1" noChangeArrowheads="1"/>
                     </pic:cNvPicPr>
@@ -1729,7 +1729,7 @@
                   <pic:spPr bwMode="auto">
                     <a:xfrm>
                       <a:off x="0" y="0"/>
-                      <a:ext cx="6037673" cy="4119220"/>
+                      <a:ext cx="5969000" cy="4076700"/>
                     </a:xfrm>
                     <a:prstGeom prst="rect">
                       <a:avLst/>
